--- a/TSA-Pipeline/CSW-TSA-Pipeline-Reference-Design.docx
+++ b/TSA-Pipeline/CSW-TSA-Pipeline-Reference-Design.docx
@@ -37,13 +37,13 @@
         <w:t xml:space="preserve">Cisco Secure Workload — TSA Pipeline Security</w:t>
       </w:r>
     </w:p>
-    <w:bookmarkStart w:id="9" w:name="X84361b928cbea50264ab437d299f31f9a40f55b"/>
+    <w:bookmarkStart w:id="9" w:name="Xa23f85c09a53bb116771777ed620922b0ef03b4"/>
     <w:p>
       <w:pPr>
         <w:pStyle w:val="Heading2"/>
       </w:pPr>
       <w:r>
-        <w:t xml:space="preserve">Technical Runbook | Owners and Operators of TSA-Designated Natural Gas / Hazardous Liquid Pipelines</w:t>
+        <w:t xml:space="preserve">Reference Design | Owners and Operators of TSA-Designated Natural Gas / Hazardous Liquid Pipelines</w:t>
       </w:r>
     </w:p>
     <w:p>
@@ -77,7 +77,7 @@
         <w:t xml:space="preserve"> </w:t>
       </w:r>
       <w:r>
-        <w:t xml:space="preserve">TSA Security Directive Pipeline-2021-02 series (current revision; the SD has been republished as 02A, 02B, 02C, and 02D as TSA has updated the requirements; this runbook is generic to the current effective version) and Security Directive Pipeline-2021-01 series for incident reporting |</w:t>
+        <w:t xml:space="preserve">TSA Security Directive Pipeline-2021-02 series (current revision; the SD has been republished as 02A, 02B, 02C, and 02D as TSA has updated the requirements; this reference design is generic to the current effective version) and Security Directive Pipeline-2021-01 series for incident reporting |</w:t>
       </w:r>
       <w:r>
         <w:t xml:space="preserve"> </w:t>
@@ -172,7 +172,7 @@
         <w:t xml:space="preserve"> </w:t>
       </w:r>
       <w:r>
-        <w:t xml:space="preserve">OT operations teams. The runbook is also useful for pipeline</w:t>
+        <w:t xml:space="preserve">OT operations teams. The reference design is also useful for pipeline</w:t>
       </w:r>
       <w:r>
         <w:t xml:space="preserve"> </w:t>
@@ -316,7 +316,7 @@
           <w:b/>
           <w:bCs/>
         </w:rPr>
-        <w:t xml:space="preserve">Questions this runbook helps you answer:</w:t>
+        <w:t xml:space="preserve">Questions this reference design helps you answer:</w:t>
       </w:r>
     </w:p>
     <w:p>
@@ -820,7 +820,7 @@
         <w:t xml:space="preserve"> </w:t>
       </w:r>
       <w:r>
-        <w:t xml:space="preserve">runbook substitutes for the responsible Senior Cybersecurity</w:t>
+        <w:t xml:space="preserve">reference design substitutes for the responsible Senior Cybersecurity</w:t>
       </w:r>
       <w:r>
         <w:t xml:space="preserve"> </w:t>
@@ -5988,7 +5988,7 @@
           <w:rPr>
             <w:rStyle w:val="Hyperlink"/>
           </w:rPr>
-          <w:t xml:space="preserve">800-53 runbook</w:t>
+          <w:t xml:space="preserve">800-53 reference design</w:t>
         </w:r>
       </w:hyperlink>
       <w:r>
@@ -6036,7 +6036,7 @@
           <w:rPr>
             <w:rStyle w:val="Hyperlink"/>
           </w:rPr>
-          <w:t xml:space="preserve">800-207 runbook</w:t>
+          <w:t xml:space="preserve">800-207 reference design</w:t>
         </w:r>
       </w:hyperlink>
       <w:r>
@@ -6130,7 +6130,7 @@
           <w:rPr>
             <w:rStyle w:val="Hyperlink"/>
           </w:rPr>
-          <w:t xml:space="preserve">NERC CIP runbook</w:t>
+          <w:t xml:space="preserve">NERC CIP reference design</w:t>
         </w:r>
       </w:hyperlink>
       <w:r>
@@ -6172,7 +6172,7 @@
           <w:rPr>
             <w:rStyle w:val="Hyperlink"/>
           </w:rPr>
-          <w:t xml:space="preserve">ISO 27001 runbook</w:t>
+          <w:t xml:space="preserve">ISO 27001 reference design</w:t>
         </w:r>
       </w:hyperlink>
       <w:r>
@@ -6220,7 +6220,7 @@
           <w:rPr>
             <w:rStyle w:val="Hyperlink"/>
           </w:rPr>
-          <w:t xml:space="preserve">CISA ZTMM runbook</w:t>
+          <w:t xml:space="preserve">CISA ZTMM reference design</w:t>
         </w:r>
       </w:hyperlink>
       <w:r>
@@ -6249,7 +6249,7 @@
         <w:pStyle w:val="FirstParagraph"/>
       </w:pPr>
       <w:r>
-        <w:t xml:space="preserve">This runbook is</w:t>
+        <w:t xml:space="preserve">This reference design is</w:t>
       </w:r>
       <w:r>
         <w:t xml:space="preserve"> </w:t>
@@ -6399,7 +6399,7 @@
         <w:t xml:space="preserve"> </w:t>
       </w:r>
       <w:r>
-        <w:t xml:space="preserve">determination. Nothing in this runbook substitutes for that</w:t>
+        <w:t xml:space="preserve">determination. Nothing in this reference design substitutes for that</w:t>
       </w:r>
       <w:r>
         <w:t xml:space="preserve"> </w:t>
